--- a/livrables/lecons/enneagramme/2026-09-16_lecon-enneagramme_16_triades-horneviennes-harmoniques.docx
+++ b/livrables/lecons/enneagramme/2026-09-16_lecon-enneagramme_16_triades-horneviennes-harmoniques.docx
@@ -366,7 +366,7 @@
           <w:sz w:val="22"/>
           <w:szCs w:val="22"/>
         </w:rPr>
-        <w:t xml:space="preserve"> (1999), Don Riso et Russ Hudson ont formalisé plusieurs systèmes de regroupement qui éclairent les types sous des angles différents. Deux de ces systèmes — les triades hornéviennes et les triades harmoniques — constituent les « triades secondaires » de ce parcours.</w:t>
+        <w:t xml:space="preserve"> (1999 — année portée par la notice Wikipédia de l'ennéagramme, ajoutée aux ressources ; aucune des cinq pages de praticiens ne la donne), Don Riso et Russ Hudson ont formalisé plusieurs systèmes de regroupement qui éclairent les types sous des angles différents. Deux de ces systèmes — les triades hornéviennes et les triades harmoniques — constituent les « triades secondaires » de ce parcours.</w:t>
       </w:r>
     </w:p>
     <w:p>
@@ -451,7 +451,7 @@
           <w:sz w:val="22"/>
           <w:szCs w:val="22"/>
         </w:rPr>
-        <w:t xml:space="preserve"> (1885–1952), qui avait identifié trois orientations relationnelles fondamentales dans ses travaux sur la névrose : </w:t>
+        <w:t xml:space="preserve"> (1885-1952, dates portées par sa notice Wikipédia, ajoutée aux ressources), qui avait identifié trois orientations relationnelles fondamentales dans ses travaux sur la névrose : </w:t>
       </w:r>
       <w:r>
         <w:rPr>
@@ -512,6 +512,36 @@
           <w:szCs w:val="22"/>
         </w:rPr>
         <w:t xml:space="preserve"> (loin des autres). Riso et Hudson ont reconnu dans cette grille une correspondance avec les types de l'ennéagramme et ont nommé ce regroupement en son honneur. Karen Horney elle-même n'a pas travaillé sur l'ennéagramme : c'est une adaptation, pas une extension directe de ses travaux.</w:t>
+      </w:r>
+    </w:p>
+    <w:p>
+      <w:pPr>
+        <w:spacing w:after="60" w:before="60"/>
+      </w:pPr>
+      <w:r>
+        <w:rPr>
+          <w:rFonts w:ascii="Times New Roman" w:cs="Times New Roman" w:eastAsia="Times New Roman" w:hAnsi="Times New Roman"/>
+          <w:color w:val="1F2937"/>
+          <w:sz w:val="22"/>
+          <w:szCs w:val="22"/>
+        </w:rPr>
+        <w:t xml:space="preserve">⚠️ Attention à une erreur répandue, que porte l'une des pages listées en ressources : Best Enneagram Test écrit que « The triads in the Enneagram were discovered and classified by Psychologist Karen Horney ». C'est faux : Horney n'a jamais travaillé sur l'ennéagramme ni classé ses types. Ce sont Riso et Hudson qui ont rapproché ses trois orientations de trois groupes de types et nommé le regroupement en son honneur.</w:t>
+      </w:r>
+    </w:p>
+    <w:p>
+      <w:pPr>
+        <w:spacing w:after="60" w:before="60"/>
+      </w:pPr>
+      <w:r>
+        <w:rPr>
+          <w:rFonts w:ascii="Times New Roman" w:cs="Times New Roman" w:eastAsia="Times New Roman" w:hAnsi="Times New Roman"/>
+          <w:i/>
+          <w:iCs/>
+          <w:color w:val="6B7280"/>
+          <w:sz w:val="20"/>
+          <w:szCs w:val="20"/>
+        </w:rPr>
+        <w:t xml:space="preserve">[Ajouté le 24/09/2026 : la leçon écrivait déjà le contraire de cette erreur — le bon usage d'une mauvaise source — mais le lecteur qui suivait le lien y trouvait la contre-vérité sans avertissement.]</w:t>
       </w:r>
     </w:p>
     <w:p>
@@ -812,7 +842,7 @@
           <w:sz w:val="22"/>
           <w:szCs w:val="22"/>
         </w:rPr>
-        <w:t xml:space="preserve">, formalisée dans </w:t>
+        <w:t xml:space="preserve">. Seule des cinq pages à le dire, celle de Heath Davis Havlick écrit qu'elles ont été « discovered by Don Richard Riso and Russ Hudson » et décrites dans </w:t>
       </w:r>
       <w:r>
         <w:rPr>
@@ -832,7 +862,7 @@
           <w:sz w:val="22"/>
           <w:szCs w:val="22"/>
         </w:rPr>
-        <w:t xml:space="preserve"> (1999). Elles répondent à une question différente : non plus </w:t>
+        <w:t xml:space="preserve"> — sans donner d'année. Elles répondent à une question différente : non plus </w:t>
       </w:r>
       <w:r>
         <w:rPr>
@@ -1003,7 +1033,18 @@
           <w:sz w:val="22"/>
           <w:szCs w:val="22"/>
         </w:rPr>
-        <w:t xml:space="preserve">Structure notable : chaque groupe harmonique contient également un type de chaque centre d'intelligence — la même symétrie que les hornéviennes. Les deux systèmes ont été conçus en parallèle, et cette symétrie est intentionnelle.</w:t>
+        <w:t xml:space="preserve">Structure notable : chaque groupe harmonique contient également un type de chaque centre d'intelligence — la même symétrie que les hornéviennes. Les deux systèmes partagent cette symétrie ; aucune des pages lues ne dit si elle a été voulue.</w:t>
+      </w:r>
+      <w:r>
+        <w:rPr>
+          <w:rFonts w:ascii="Times New Roman" w:cs="Times New Roman" w:eastAsia="Times New Roman" w:hAnsi="Times New Roman"/>
+          <w:i/>
+          <w:iCs/>
+          <w:color w:val="6B7280"/>
+          <w:sz w:val="20"/>
+          <w:szCs w:val="20"/>
+        </w:rPr>
+        <w:t xml:space="preserve"> [Corrigé le 24/09/2026 : « Les deux systèmes ont été conçus en parallèle, et cette symétrie est intentionnelle » — une intention prêtée à deux auteurs qu'aucune des cinq pages ne rapporte. La symétrie est un fait de table ; l'intention était une supposition.]</w:t>
       </w:r>
     </w:p>
     <w:p>
@@ -1042,7 +1083,7 @@
           <w:sz w:val="22"/>
           <w:szCs w:val="22"/>
         </w:rPr>
-        <w:t xml:space="preserve">David Daniels, co-fondateur de la Narrative Enneagram et référence dans ce parcours, utilise des noms différents pour des regroupements analogues : </w:t>
+        <w:t xml:space="preserve">David Daniels, M.D., de la lignée de The Narrative Enneagram et référence dans ce parcours, utilise des noms différents pour des regroupements analogues : </w:t>
       </w:r>
       <w:r>
         <w:rPr>
@@ -1082,7 +1123,18 @@
           <w:sz w:val="22"/>
           <w:szCs w:val="22"/>
         </w:rPr>
-        <w:t xml:space="preserve"> (Expression / Confinement / Recadrage). La correspondance avec les hornéviennes et harmoniques de Riso-Hudson est notable, mais les terminologies ne sont pas interchangeables : les deux auteurs ne partagent pas la même théorie, et leur accord de surface mérite d'être vérifié cas par cas plutôt qu'assumé. Dans cette leçon, la terminologie de référence reste celle de Riso-Hudson.</w:t>
+        <w:t xml:space="preserve"> (Expression / Contenance / Recadrage — Daniels écrit « containing through logical analysis » : contenir, endiguer). La correspondance avec les hornéviennes et harmoniques de Riso-Hudson est notable, mais les terminologies ne sont pas interchangeables : les deux auteurs ne partagent pas la même théorie, et leur accord de surface mérite d'être vérifié cas par cas plutôt qu'assumé. Dans cette leçon, la terminologie de référence reste celle de Riso-Hudson.</w:t>
+      </w:r>
+      <w:r>
+        <w:rPr>
+          <w:rFonts w:ascii="Times New Roman" w:cs="Times New Roman" w:eastAsia="Times New Roman" w:hAnsi="Times New Roman"/>
+          <w:i/>
+          <w:iCs/>
+          <w:color w:val="6B7280"/>
+          <w:sz w:val="20"/>
+          <w:szCs w:val="20"/>
+        </w:rPr>
+        <w:t xml:space="preserve"> [Corrigé le 24/09/2026 : ① « co-fondateur de la Narrative Enneagram » — « co-founder » compte 0 occurrence sur la page citée, qui porte « M.D. » et nomme « The Narrative Enneagram » ; même correction que dans la leçon n°17 le même jour. ② « Confinement » traduisait « containing » : faux ami, dans une leçon qui en signale deux autres. ③ À savoir : la page de Daniels ne s'oppose pas à Riso et Hudson, elle s'y réfère — « Don Riso and Russ Hudson call these types the "Attachment Triad" », « the "Rejection Triad" », « the "Frustration Triad" » — mais pour ses Harmony Triads, qui ne sont pas les hornéviennes.]</w:t>
       </w:r>
     </w:p>
     <w:p>
@@ -3104,7 +3156,7 @@
           <w:sz w:val="22"/>
           <w:szCs w:val="22"/>
         </w:rPr>
-        <w:t xml:space="preserve"> — Présentation des groupes hornéviens avec Karen Horney comme origine (site de tests/blog)</w:t>
+        <w:t xml:space="preserve"> — ⚠️ cette page écrit que les triades de l'ennéagramme auraient été « discovered and classified by Psychologist Karen Horney », ce qui est faux ; listée pour le contexte Horney, pas pour cette phrase (site de tests/blog)</w:t>
       </w:r>
     </w:p>
     <w:p>
@@ -3165,6 +3217,84 @@
     </w:p>
     <w:p>
       <w:pPr>
+        <w:spacing w:after="40" w:before="60"/>
+      </w:pPr>
+      <w:hyperlink w:history="1" r:id="rIdWikipediaKarenHorney">
+        <w:r>
+          <w:rPr>
+            <w:rFonts w:ascii="Times New Roman" w:cs="Times New Roman" w:eastAsia="Times New Roman" w:hAnsi="Times New Roman"/>
+            <w:b/>
+            <w:bCs/>
+            <w:color w:val="1155CC"/>
+            <w:sz w:val="22"/>
+            <w:szCs w:val="22"/>
+            <w:u w:val="single"/>
+          </w:rPr>
+          <w:t xml:space="preserve">Wikipedia — Karen Horney</w:t>
+        </w:r>
+      </w:hyperlink>
+      <w:r>
+        <w:rPr>
+          <w:rFonts w:ascii="Times New Roman" w:cs="Times New Roman" w:eastAsia="Times New Roman" w:hAnsi="Times New Roman"/>
+          <w:color w:val="1F2937"/>
+          <w:sz w:val="22"/>
+          <w:szCs w:val="22"/>
+        </w:rPr>
+        <w:t xml:space="preserve"> — les dates (1885-1952) et les trois orientations relationnelles, hors des sites de praticiens</w:t>
+      </w:r>
+      <w:r>
+        <w:rPr>
+          <w:rFonts w:ascii="Times New Roman" w:cs="Times New Roman" w:eastAsia="Times New Roman" w:hAnsi="Times New Roman"/>
+          <w:i/>
+          <w:iCs/>
+          <w:color w:val="6B7280"/>
+          <w:sz w:val="20"/>
+          <w:szCs w:val="20"/>
+        </w:rPr>
+        <w:t xml:space="preserve"> [Ajouté le 24/09/2026]</w:t>
+      </w:r>
+    </w:p>
+    <w:p>
+      <w:pPr>
+        <w:spacing w:after="40" w:before="60"/>
+      </w:pPr>
+      <w:hyperlink w:history="1" r:id="rIdWikipediaEnneagram">
+        <w:r>
+          <w:rPr>
+            <w:rFonts w:ascii="Times New Roman" w:cs="Times New Roman" w:eastAsia="Times New Roman" w:hAnsi="Times New Roman"/>
+            <w:b/>
+            <w:bCs/>
+            <w:color w:val="1155CC"/>
+            <w:sz w:val="22"/>
+            <w:szCs w:val="22"/>
+            <w:u w:val="single"/>
+          </w:rPr>
+          <w:t xml:space="preserve">Wikipedia — Enneagram of Personality</w:t>
+        </w:r>
+      </w:hyperlink>
+      <w:r>
+        <w:rPr>
+          <w:rFonts w:ascii="Times New Roman" w:cs="Times New Roman" w:eastAsia="Times New Roman" w:hAnsi="Times New Roman"/>
+          <w:color w:val="1F2937"/>
+          <w:sz w:val="22"/>
+          <w:szCs w:val="22"/>
+        </w:rPr>
+        <w:t xml:space="preserve"> — l'année de The Wisdom of the Enneagram (1999) et le cadre général du modèle</w:t>
+      </w:r>
+      <w:r>
+        <w:rPr>
+          <w:rFonts w:ascii="Times New Roman" w:cs="Times New Roman" w:eastAsia="Times New Roman" w:hAnsi="Times New Roman"/>
+          <w:i/>
+          <w:iCs/>
+          <w:color w:val="6B7280"/>
+          <w:sz w:val="20"/>
+          <w:szCs w:val="20"/>
+        </w:rPr>
+        <w:t xml:space="preserve"> [Ajouté le 24/09/2026]</w:t>
+      </w:r>
+    </w:p>
+    <w:p>
+      <w:pPr>
         <w:spacing w:after="60" w:before="60"/>
       </w:pPr>
       <w:r>
@@ -3236,6 +3366,151 @@
           <w:szCs w:val="20"/>
         </w:rPr>
         <w:t xml:space="preserve">— Fin de la leçon 16 / 20 —</w:t>
+      </w:r>
+    </w:p>
+    <w:p>
+      <w:pPr>
+        <w:pStyle w:val="Heading2"/>
+        <w:spacing w:after="80" w:before="240"/>
+      </w:pPr>
+      <w:r>
+        <w:rPr>
+          <w:rFonts w:ascii="Times New Roman" w:cs="Times New Roman" w:eastAsia="Times New Roman" w:hAnsi="Times New Roman"/>
+          <w:b/>
+          <w:bCs/>
+          <w:color w:val="1B3A6B"/>
+          <w:sz w:val="30"/>
+          <w:szCs w:val="30"/>
+        </w:rPr>
+        <w:t xml:space="preserve">📝 Journal des corrections</w:t>
+      </w:r>
+    </w:p>
+    <w:p>
+      <w:pPr>
+        <w:spacing w:after="60" w:before="60"/>
+      </w:pPr>
+      <w:r>
+        <w:rPr>
+          <w:rFonts w:ascii="Times New Roman" w:cs="Times New Roman" w:eastAsia="Times New Roman" w:hAnsi="Times New Roman"/>
+          <w:b/>
+          <w:bCs/>
+          <w:color w:val="1F2937"/>
+          <w:sz w:val="22"/>
+          <w:szCs w:val="22"/>
+        </w:rPr>
+        <w:t xml:space="preserve">Corrigée le 24/09/2026. Les cinq pages rouvertes, deux notices Wikipédia ajoutées ; les formulations d'origine sont conservées ici, et seulement ici.</w:t>
+      </w:r>
+    </w:p>
+    <w:p>
+      <w:pPr>
+        <w:spacing w:after="60" w:before="60"/>
+      </w:pPr>
+      <w:r>
+        <w:rPr>
+          <w:rFonts w:ascii="Times New Roman" w:cs="Times New Roman" w:eastAsia="Times New Roman" w:hAnsi="Times New Roman"/>
+          <w:b/>
+          <w:bCs/>
+          <w:color w:val="1F2937"/>
+          <w:sz w:val="22"/>
+          <w:szCs w:val="22"/>
+        </w:rPr>
+        <w:t xml:space="preserve">① « The Wisdom of the Enneagram (1999) » et « Karen Horney (1885-1952) » : exacts, mais aucune des cinq pages ne les portait. Les deux notices qui les donnent sont liées, et le texte dit d'où viennent l'année et les dates.</w:t>
+      </w:r>
+    </w:p>
+    <w:p>
+      <w:pPr>
+        <w:spacing w:after="60" w:before="60"/>
+      </w:pPr>
+      <w:r>
+        <w:rPr>
+          <w:rFonts w:ascii="Times New Roman" w:cs="Times New Roman" w:eastAsia="Times New Roman" w:hAnsi="Times New Roman"/>
+          <w:b/>
+          <w:bCs/>
+          <w:color w:val="1F2937"/>
+          <w:sz w:val="22"/>
+          <w:szCs w:val="22"/>
+        </w:rPr>
+        <w:t xml:space="preserve">② « Les triades harmoniques … formalisée dans The Wisdom of the Enneagram (1999) » → seule la page de Heath Davis Havlick l'écrit, sans année : elle est citée, ce qui la fait enfin servir.</w:t>
+      </w:r>
+    </w:p>
+    <w:p>
+      <w:pPr>
+        <w:spacing w:after="60" w:before="60"/>
+      </w:pPr>
+      <w:r>
+        <w:rPr>
+          <w:rFonts w:ascii="Times New Roman" w:cs="Times New Roman" w:eastAsia="Times New Roman" w:hAnsi="Times New Roman"/>
+          <w:b/>
+          <w:bCs/>
+          <w:color w:val="1F2937"/>
+          <w:sz w:val="22"/>
+          <w:szCs w:val="22"/>
+        </w:rPr>
+        <w:t xml:space="preserve">③ « cette symétrie est intentionnelle » → une intention prêtée à deux auteurs qu'aucune page ne rapporte ; la symétrie reste, l'intention part.</w:t>
+      </w:r>
+    </w:p>
+    <w:p>
+      <w:pPr>
+        <w:spacing w:after="60" w:before="60"/>
+      </w:pPr>
+      <w:r>
+        <w:rPr>
+          <w:rFonts w:ascii="Times New Roman" w:cs="Times New Roman" w:eastAsia="Times New Roman" w:hAnsi="Times New Roman"/>
+          <w:b/>
+          <w:bCs/>
+          <w:color w:val="1F2937"/>
+          <w:sz w:val="22"/>
+          <w:szCs w:val="22"/>
+        </w:rPr>
+        <w:t xml:space="preserve">④ « David Daniels, co-fondateur de la Narrative Enneagram » → 0 occurrence de « co-founder » sur sa page, qui porte « M.D. » et nomme « The Narrative Enneagram ».</w:t>
+      </w:r>
+    </w:p>
+    <w:p>
+      <w:pPr>
+        <w:spacing w:after="60" w:before="60"/>
+      </w:pPr>
+      <w:r>
+        <w:rPr>
+          <w:rFonts w:ascii="Times New Roman" w:cs="Times New Roman" w:eastAsia="Times New Roman" w:hAnsi="Times New Roman"/>
+          <w:b/>
+          <w:bCs/>
+          <w:color w:val="1F2937"/>
+          <w:sz w:val="22"/>
+          <w:szCs w:val="22"/>
+        </w:rPr>
+        <w:t xml:space="preserve">⑤ « Emotional Regulation Triads (… Confinement …) » → « containing through logical analysis » se traduit par contenance, pas confinement.</w:t>
+      </w:r>
+    </w:p>
+    <w:p>
+      <w:pPr>
+        <w:spacing w:after="60" w:before="60"/>
+      </w:pPr>
+      <w:r>
+        <w:rPr>
+          <w:rFonts w:ascii="Times New Roman" w:cs="Times New Roman" w:eastAsia="Times New Roman" w:hAnsi="Times New Roman"/>
+          <w:b/>
+          <w:bCs/>
+          <w:color w:val="1F2937"/>
+          <w:sz w:val="22"/>
+          <w:szCs w:val="22"/>
+        </w:rPr>
+        <w:t xml:space="preserve">⑥ L'erreur de Best Enneagram Test sur Karen Horney est signalée dans le corps et sur sa ligne de ressources.</w:t>
+      </w:r>
+    </w:p>
+    <w:p>
+      <w:pPr>
+        <w:spacing w:after="60" w:before="60"/>
+      </w:pPr>
+      <w:r>
+        <w:rPr>
+          <w:rFonts w:ascii="Times New Roman" w:cs="Times New Roman" w:eastAsia="Times New Roman" w:hAnsi="Times New Roman"/>
+          <w:b/>
+          <w:bCs/>
+          <w:color w:val="1F2937"/>
+          <w:sz w:val="22"/>
+          <w:szCs w:val="22"/>
+        </w:rPr>
+        <w:t xml:space="preserve">Vérifié et inchangé : les neuf types dans leurs bons groupes, le tableau croisé sur ses 27 cases, la synthèse attribuée à enneagramexplained.com (« you tend to overlook the problem, sometimes even deny it exists »), et les trois great life energies de Daniels.</w:t>
       </w:r>
     </w:p>
     <w:sectPr>
